--- a/skills/Task_Generation_And_Allocation/Documentation.docx
+++ b/skills/Task_Generation_And_Allocation/Documentation.docx
@@ -501,12 +501,11 @@
         <w:gridCol w:w="7326"/>
       </w:tblGrid>
       <w:tr>
-        <w:trPr>
-          <w:jc w:val="center"/>
-        </w:trPr>
+        <w:trPr/>
         <w:tc>
           <w:tcPr>
             <w:tcW w:w="3418" w:type="dxa"/>
+            <w:tcMar/>
           </w:tcPr>
           <w:p>
             <w:pPr>
@@ -533,6 +532,7 @@
         <w:tc>
           <w:tcPr>
             <w:tcW w:w="7326" w:type="dxa"/>
+            <w:tcMar/>
           </w:tcPr>
           <w:p>
             <w:pPr>
@@ -558,12 +558,11 @@
         </w:tc>
       </w:tr>
       <w:tr>
-        <w:trPr>
-          <w:jc w:val="center"/>
-        </w:trPr>
+        <w:trPr/>
         <w:tc>
           <w:tcPr>
             <w:tcW w:w="3418" w:type="dxa"/>
+            <w:tcMar/>
             <w:vAlign w:val="center"/>
           </w:tcPr>
           <w:p>
@@ -571,8 +570,8 @@
               <w:spacing w:line="480" w:lineRule="auto"/>
               <w:rPr>
                 <w:rFonts w:ascii="Times New Roman" w:hAnsi="Times New Roman" w:cs="Times New Roman"/>
-                <w:b/>
-                <w:bCs/>
+                <w:b w:val="1"/>
+                <w:bCs w:val="1"/>
                 <w:sz w:val="22"/>
                 <w:szCs w:val="22"/>
               </w:rPr>
@@ -580,18 +579,29 @@
             <w:r>
               <w:rPr>
                 <w:rFonts w:ascii="Times New Roman" w:hAnsi="Times New Roman" w:cs="Times New Roman"/>
-                <w:b/>
-                <w:bCs/>
+                <w:b w:val="1"/>
+                <w:bCs w:val="1"/>
                 <w:sz w:val="22"/>
                 <w:szCs w:val="22"/>
               </w:rPr>
-              <w:t>get_requirement_by_id</w:t>
+              <w:t>get_requirement</w:t>
+            </w:r>
+            <w:r>
+              <w:rPr>
+                <w:rFonts w:ascii="Times New Roman" w:hAnsi="Times New Roman" w:cs="Times New Roman"/>
+                <w:b w:val="1"/>
+                <w:bCs w:val="1"/>
+                <w:sz w:val="22"/>
+                <w:szCs w:val="22"/>
+              </w:rPr>
+              <w:t>s</w:t>
             </w:r>
           </w:p>
         </w:tc>
         <w:tc>
           <w:tcPr>
             <w:tcW w:w="7326" w:type="dxa"/>
+            <w:tcMar/>
             <w:vAlign w:val="center"/>
           </w:tcPr>
           <w:p>
@@ -616,11 +626,61 @@
       </w:tr>
       <w:tr>
         <w:trPr>
-          <w:jc w:val="center"/>
+          <w:trHeight w:val="300"/>
         </w:trPr>
         <w:tc>
           <w:tcPr>
             <w:tcW w:w="3418" w:type="dxa"/>
+            <w:tcMar/>
+            <w:vAlign w:val="center"/>
+          </w:tcPr>
+          <w:p>
+            <w:pPr>
+              <w:pStyle w:val="Normal"/>
+              <w:spacing w:line="480" w:lineRule="auto"/>
+            </w:pPr>
+            <w:r>
+              <w:rPr>
+                <w:rFonts w:ascii="Times New Roman" w:hAnsi="Times New Roman" w:cs="Times New Roman"/>
+                <w:b w:val="1"/>
+                <w:bCs w:val="1"/>
+                <w:sz w:val="22"/>
+                <w:szCs w:val="22"/>
+              </w:rPr>
+              <w:t>get_module_by_project_id</w:t>
+            </w:r>
+          </w:p>
+        </w:tc>
+        <w:tc>
+          <w:tcPr>
+            <w:tcW w:w="7326" w:type="dxa"/>
+            <w:tcMar/>
+            <w:vAlign w:val="center"/>
+          </w:tcPr>
+          <w:p>
+            <w:pPr>
+              <w:pStyle w:val="Normal"/>
+              <w:spacing w:line="480" w:lineRule="auto"/>
+            </w:pPr>
+            <w:r>
+              <w:rPr>
+                <w:rFonts w:ascii="Times New Roman" w:hAnsi="Times New Roman" w:eastAsia="Times New Roman" w:cs="Times New Roman"/>
+                <w:noProof w:val="0"/>
+                <w:sz w:val="22"/>
+                <w:szCs w:val="22"/>
+                <w:lang w:val="en-US"/>
+              </w:rPr>
+              <w:t>Retrieves module details and linked requirements.</w:t>
+            </w:r>
+          </w:p>
+        </w:tc>
+      </w:tr>
+      <w:tr>
+        <w:trPr/>
+        <w:tc>
+          <w:tcPr>
+            <w:tcW w:w="3418" w:type="dxa"/>
+            <w:tcMar/>
             <w:vAlign w:val="center"/>
           </w:tcPr>
           <w:p>
@@ -649,6 +709,7 @@
         <w:tc>
           <w:tcPr>
             <w:tcW w:w="7326" w:type="dxa"/>
+            <w:tcMar/>
             <w:vAlign w:val="center"/>
           </w:tcPr>
           <w:p>
@@ -672,12 +733,11 @@
         </w:tc>
       </w:tr>
       <w:tr>
-        <w:trPr>
-          <w:jc w:val="center"/>
-        </w:trPr>
+        <w:trPr/>
         <w:tc>
           <w:tcPr>
             <w:tcW w:w="3418" w:type="dxa"/>
+            <w:tcMar/>
             <w:vAlign w:val="center"/>
           </w:tcPr>
           <w:p>
@@ -706,6 +766,7 @@
         <w:tc>
           <w:tcPr>
             <w:tcW w:w="7326" w:type="dxa"/>
+            <w:tcMar/>
             <w:vAlign w:val="center"/>
           </w:tcPr>
           <w:p>
@@ -731,11 +792,11 @@
       <w:tr>
         <w:trPr>
           <w:trHeight w:val="368"/>
-          <w:jc w:val="center"/>
         </w:trPr>
         <w:tc>
           <w:tcPr>
             <w:tcW w:w="3418" w:type="dxa"/>
+            <w:tcMar/>
             <w:vAlign w:val="center"/>
           </w:tcPr>
           <w:p>
@@ -764,6 +825,7 @@
         <w:tc>
           <w:tcPr>
             <w:tcW w:w="7326" w:type="dxa"/>
+            <w:tcMar/>
             <w:vAlign w:val="center"/>
           </w:tcPr>
           <w:p>
@@ -856,6 +918,7 @@
         <w:tc>
           <w:tcPr>
             <w:tcW w:w="3858" w:type="dxa"/>
+            <w:tcMar/>
           </w:tcPr>
           <w:p>
             <w:pPr>
@@ -887,6 +950,7 @@
         <w:tc>
           <w:tcPr>
             <w:tcW w:w="6745" w:type="dxa"/>
+            <w:tcMar/>
             <w:vAlign w:val="center"/>
           </w:tcPr>
           <w:p>
@@ -916,6 +980,7 @@
         <w:tc>
           <w:tcPr>
             <w:tcW w:w="3858" w:type="dxa"/>
+            <w:tcMar/>
           </w:tcPr>
           <w:p>
             <w:pPr>
@@ -939,6 +1004,7 @@
         <w:tc>
           <w:tcPr>
             <w:tcW w:w="6745" w:type="dxa"/>
+            <w:tcMar/>
             <w:vAlign w:val="center"/>
           </w:tcPr>
           <w:p>
@@ -966,6 +1032,7 @@
         <w:tc>
           <w:tcPr>
             <w:tcW w:w="3858" w:type="dxa"/>
+            <w:tcMar/>
           </w:tcPr>
           <w:p>
             <w:pPr>
@@ -989,6 +1056,7 @@
         <w:tc>
           <w:tcPr>
             <w:tcW w:w="6745" w:type="dxa"/>
+            <w:tcMar/>
           </w:tcPr>
           <w:p>
             <w:pPr>
@@ -1003,7 +1071,25 @@
                 <w:sz w:val="22"/>
                 <w:szCs w:val="22"/>
               </w:rPr>
-              <w:t>Requirement number, requirement title, requirement description, requirement status, approval status, priority, module information, project information, identified date, created date, modified date, notes</w:t>
+              <w:t xml:space="preserve">Requirement number, requirement title, requirement description, requirement status, approval status, priority, module information, project information, identified date, created date, </w:t>
+            </w:r>
+            <w:bookmarkStart w:name="_Int_Wu1ABTVz" w:id="1142270731"/>
+            <w:r>
+              <w:rPr>
+                <w:rFonts w:ascii="Times New Roman" w:hAnsi="Times New Roman" w:cs="Times New Roman"/>
+                <w:sz w:val="22"/>
+                <w:szCs w:val="22"/>
+              </w:rPr>
+              <w:t>modified</w:t>
+            </w:r>
+            <w:bookmarkEnd w:id="1142270731"/>
+            <w:r>
+              <w:rPr>
+                <w:rFonts w:ascii="Times New Roman" w:hAnsi="Times New Roman" w:cs="Times New Roman"/>
+                <w:sz w:val="22"/>
+                <w:szCs w:val="22"/>
+              </w:rPr>
+              <w:t xml:space="preserve"> date, notes</w:t>
             </w:r>
           </w:p>
         </w:tc>
@@ -1015,6 +1101,7 @@
         <w:tc>
           <w:tcPr>
             <w:tcW w:w="3858" w:type="dxa"/>
+            <w:tcMar/>
           </w:tcPr>
           <w:p>
             <w:pPr>
@@ -1031,7 +1118,6 @@
                 <w:b/>
                 <w:bCs/>
               </w:rPr>
-              <w:lastRenderedPageBreak/>
               <w:t>/project-tasks/list</w:t>
             </w:r>
           </w:p>
@@ -1039,6 +1125,7 @@
         <w:tc>
           <w:tcPr>
             <w:tcW w:w="6745" w:type="dxa"/>
+            <w:tcMar/>
           </w:tcPr>
           <w:p>
             <w:pPr>
@@ -1065,6 +1152,7 @@
         <w:tc>
           <w:tcPr>
             <w:tcW w:w="3858" w:type="dxa"/>
+            <w:tcMar/>
           </w:tcPr>
           <w:p>
             <w:pPr>
@@ -1088,6 +1176,7 @@
         <w:tc>
           <w:tcPr>
             <w:tcW w:w="6745" w:type="dxa"/>
+            <w:tcMar/>
             <w:vAlign w:val="center"/>
           </w:tcPr>
           <w:p>
@@ -1110,140 +1199,79 @@
       </w:tr>
       <w:tr>
         <w:trPr>
-          <w:trHeight w:val="563"/>
+          <w:trHeight w:val="622"/>
         </w:trPr>
         <w:tc>
           <w:tcPr>
             <w:tcW w:w="3858" w:type="dxa"/>
+            <w:tcMar/>
           </w:tcPr>
-          <w:tbl>
-            <w:tblPr>
-              <w:tblW w:w="121" w:type="dxa"/>
-              <w:tblCellSpacing w:w="15" w:type="dxa"/>
-              <w:tblInd w:w="4" w:type="dxa"/>
-              <w:tblCellMar>
-                <w:top w:w="15" w:type="dxa"/>
-                <w:left w:w="15" w:type="dxa"/>
-                <w:bottom w:w="15" w:type="dxa"/>
-                <w:right w:w="15" w:type="dxa"/>
-              </w:tblCellMar>
-              <w:tblLook w:val="04A0" w:firstRow="1" w:lastRow="0" w:firstColumn="1" w:lastColumn="0" w:noHBand="0" w:noVBand="1"/>
-            </w:tblPr>
-            <w:tblGrid>
-              <w:gridCol w:w="121"/>
-            </w:tblGrid>
-            <w:tr>
-              <w:trPr>
-                <w:tblCellSpacing w:w="15" w:type="dxa"/>
-              </w:trPr>
-              <w:tc>
-                <w:tcPr>
-                  <w:tcW w:w="0" w:type="auto"/>
-                  <w:vAlign w:val="center"/>
-                  <w:hideMark/>
-                </w:tcPr>
-                <w:p>
-                  <w:pPr>
-                    <w:spacing w:after="0" w:line="360" w:lineRule="auto"/>
-                    <w:rPr>
-                      <w:rFonts w:ascii="Times New Roman" w:hAnsi="Times New Roman" w:cs="Times New Roman"/>
-                      <w:b/>
-                      <w:bCs/>
-                    </w:rPr>
-                  </w:pPr>
-                </w:p>
-              </w:tc>
-            </w:tr>
-          </w:tbl>
           <w:p>
             <w:pPr>
               <w:spacing w:line="360" w:lineRule="auto"/>
               <w:rPr>
                 <w:rFonts w:ascii="Times New Roman" w:hAnsi="Times New Roman" w:cs="Times New Roman"/>
-                <w:b/>
-                <w:bCs/>
-                <w:vanish/>
+                <w:b w:val="1"/>
+                <w:bCs w:val="1"/>
               </w:rPr>
             </w:pPr>
-          </w:p>
-          <w:tbl>
-            <w:tblPr>
-              <w:tblW w:w="2622" w:type="dxa"/>
-              <w:tblCellSpacing w:w="15" w:type="dxa"/>
-              <w:tblInd w:w="4" w:type="dxa"/>
-              <w:tblCellMar>
-                <w:top w:w="15" w:type="dxa"/>
-                <w:left w:w="15" w:type="dxa"/>
-                <w:bottom w:w="15" w:type="dxa"/>
-                <w:right w:w="15" w:type="dxa"/>
-              </w:tblCellMar>
-              <w:tblLook w:val="04A0" w:firstRow="1" w:lastRow="0" w:firstColumn="1" w:lastColumn="0" w:noHBand="0" w:noVBand="1"/>
-            </w:tblPr>
-            <w:tblGrid>
-              <w:gridCol w:w="2622"/>
-            </w:tblGrid>
-            <w:tr>
-              <w:trPr>
-                <w:trHeight w:val="305"/>
-                <w:tblCellSpacing w:w="15" w:type="dxa"/>
-              </w:trPr>
-              <w:tc>
-                <w:tcPr>
-                  <w:tcW w:w="0" w:type="auto"/>
-                  <w:vAlign w:val="center"/>
-                  <w:hideMark/>
-                </w:tcPr>
-                <w:p>
-                  <w:pPr>
-                    <w:spacing w:after="0" w:line="360" w:lineRule="auto"/>
-                    <w:rPr>
-                      <w:rFonts w:ascii="Times New Roman" w:hAnsi="Times New Roman" w:cs="Times New Roman"/>
-                      <w:b/>
-                      <w:bCs/>
-                    </w:rPr>
-                  </w:pPr>
-                  <w:r>
-                    <w:rPr>
-                      <w:rFonts w:ascii="Times New Roman" w:hAnsi="Times New Roman" w:cs="Times New Roman"/>
-                      <w:b/>
-                      <w:bCs/>
-                    </w:rPr>
-                    <w:t>/projects/{projectId}</w:t>
-                  </w:r>
-                </w:p>
-              </w:tc>
-            </w:tr>
-          </w:tbl>
-          <w:p>
-            <w:pPr>
-              <w:spacing w:line="360" w:lineRule="auto"/>
-              <w:rPr>
-                <w:rFonts w:ascii="Times New Roman" w:hAnsi="Times New Roman" w:cs="Times New Roman"/>
-                <w:b/>
-                <w:bCs/>
-              </w:rPr>
-            </w:pPr>
+            <w:r>
+              <w:rPr>
+                <w:rFonts w:ascii="Times New Roman" w:hAnsi="Times New Roman" w:cs="Times New Roman"/>
+                <w:b w:val="1"/>
+                <w:bCs w:val="1"/>
+              </w:rPr>
+              <w:t>/projects/{</w:t>
+            </w:r>
+            <w:r>
+              <w:rPr>
+                <w:rFonts w:ascii="Times New Roman" w:hAnsi="Times New Roman" w:cs="Times New Roman"/>
+                <w:b w:val="1"/>
+                <w:bCs w:val="1"/>
+              </w:rPr>
+              <w:t>projectId</w:t>
+            </w:r>
+            <w:r>
+              <w:rPr>
+                <w:rFonts w:ascii="Times New Roman" w:hAnsi="Times New Roman" w:cs="Times New Roman"/>
+                <w:b w:val="1"/>
+                <w:bCs w:val="1"/>
+              </w:rPr>
+              <w:t>}</w:t>
+            </w:r>
           </w:p>
         </w:tc>
         <w:tc>
           <w:tcPr>
             <w:tcW w:w="6745" w:type="dxa"/>
+            <w:tcMar/>
             <w:vAlign w:val="center"/>
           </w:tcPr>
           <w:p>
             <w:pPr>
               <w:spacing w:line="360" w:lineRule="auto"/>
               <w:rPr>
-                <w:rFonts w:ascii="Times New Roman" w:hAnsi="Times New Roman" w:cs="Times New Roman"/>
+                <w:rFonts w:ascii="Times New Roman" w:hAnsi="Times New Roman" w:eastAsia="Times New Roman" w:cs="Times New Roman"/>
+                <w:noProof w:val="0"/>
                 <w:sz w:val="22"/>
                 <w:szCs w:val="22"/>
+                <w:lang w:val="en-US"/>
               </w:rPr>
             </w:pPr>
             <w:r>
               <w:rPr>
-                <w:rFonts w:ascii="Times New Roman" w:hAnsi="Times New Roman" w:cs="Times New Roman"/>
+                <w:rFonts w:ascii="Times New Roman" w:hAnsi="Times New Roman" w:eastAsia="Times New Roman" w:cs="Times New Roman"/>
+                <w:b w:val="0"/>
+                <w:bCs w:val="0"/>
+                <w:i w:val="0"/>
+                <w:iCs w:val="0"/>
+                <w:caps w:val="0"/>
+                <w:smallCaps w:val="0"/>
+                <w:noProof w:val="0"/>
+                <w:color w:val="000000" w:themeColor="text1" w:themeTint="FF" w:themeShade="FF"/>
                 <w:sz w:val="22"/>
                 <w:szCs w:val="22"/>
+                <w:lang w:val="en-US"/>
               </w:rPr>
               <w:t>Employee ID, employee name, project role, project assignments, team structure</w:t>
             </w:r>
@@ -1257,6 +1285,7 @@
         <w:tc>
           <w:tcPr>
             <w:tcW w:w="3858" w:type="dxa"/>
+            <w:tcMar/>
           </w:tcPr>
           <w:p>
             <w:pPr>
@@ -1280,6 +1309,7 @@
         <w:tc>
           <w:tcPr>
             <w:tcW w:w="6745" w:type="dxa"/>
+            <w:tcMar/>
           </w:tcPr>
           <w:p>
             <w:pPr>
@@ -1306,6 +1336,7 @@
         <w:tc>
           <w:tcPr>
             <w:tcW w:w="3858" w:type="dxa"/>
+            <w:tcMar/>
           </w:tcPr>
           <w:p>
             <w:pPr>
@@ -1329,6 +1360,7 @@
         <w:tc>
           <w:tcPr>
             <w:tcW w:w="6745" w:type="dxa"/>
+            <w:tcMar/>
           </w:tcPr>
           <w:p>
             <w:pPr>
@@ -1349,6 +1381,7 @@
         </w:tc>
       </w:tr>
     </w:tbl>
+    <w:p/>
     <w:p>
       <w:pPr>
         <w:spacing w:after="0" w:line="276" w:lineRule="auto"/>
@@ -1380,6 +1413,17 @@
     </w:sectPr>
   </w:body>
 </w:document>
+</file>
+
+<file path=word/intelligence2.xml><?xml version="1.0" encoding="utf-8"?>
+<int2:intelligence xmlns:int2="http://schemas.microsoft.com/office/intelligence/2020/intelligence">
+  <int2:observations>
+    <int2:bookmark int2:bookmarkName="_Int_Wu1ABTVz" int2:invalidationBookmarkName="" int2:hashCode="mdsyR0KCPFXZdb" int2:id="qNa6NyIS">
+      <int2:state int2:type="style" int2:value="Rejected"/>
+    </int2:bookmark>
+  </int2:observations>
+  <int2:intelligenceSettings/>
+</int2:intelligence>
 </file>
 
 <file path=word/numbering.xml><?xml version="1.0" encoding="utf-8"?>
@@ -2756,7 +2800,7 @@
 </file>
 
 <file path=word/styles.xml><?xml version="1.0" encoding="utf-8"?>
-<w:styles xmlns:mc="http://schemas.openxmlformats.org/markup-compatibility/2006" xmlns:r="http://schemas.openxmlformats.org/officeDocument/2006/relationships" xmlns:w="http://schemas.openxmlformats.org/wordprocessingml/2006/main" xmlns:w14="http://schemas.microsoft.com/office/word/2010/wordml" xmlns:w15="http://schemas.microsoft.com/office/word/2012/wordml" xmlns:w16cex="http://schemas.microsoft.com/office/word/2018/wordml/cex" xmlns:w16cid="http://schemas.microsoft.com/office/word/2016/wordml/cid" xmlns:w16="http://schemas.microsoft.com/office/word/2018/wordml" xmlns:w16du="http://schemas.microsoft.com/office/word/2023/wordml/word16du" xmlns:w16sdtdh="http://schemas.microsoft.com/office/word/2020/wordml/sdtdatahash" xmlns:w16sdtfl="http://schemas.microsoft.com/office/word/2024/wordml/sdtformatlock" xmlns:w16se="http://schemas.microsoft.com/office/word/2015/wordml/symex" mc:Ignorable="w14 w15 w16se w16cid w16 w16cex w16sdtdh w16sdtfl w16du">
+<w:styles xmlns:wp14="http://schemas.microsoft.com/office/word/2010/wordprocessingDrawing" xmlns:mc="http://schemas.openxmlformats.org/markup-compatibility/2006" xmlns:r="http://schemas.openxmlformats.org/officeDocument/2006/relationships" xmlns:w="http://schemas.openxmlformats.org/wordprocessingml/2006/main" xmlns:w14="http://schemas.microsoft.com/office/word/2010/wordml" xmlns:w15="http://schemas.microsoft.com/office/word/2012/wordml" xmlns:w16cex="http://schemas.microsoft.com/office/word/2018/wordml/cex" xmlns:w16cid="http://schemas.microsoft.com/office/word/2016/wordml/cid" xmlns:w16="http://schemas.microsoft.com/office/word/2018/wordml" xmlns:w16du="http://schemas.microsoft.com/office/word/2023/wordml/word16du" xmlns:w16sdtdh="http://schemas.microsoft.com/office/word/2020/wordml/sdtdatahash" xmlns:w16sdtfl="http://schemas.microsoft.com/office/word/2024/wordml/sdtformatlock" xmlns:w16se="http://schemas.microsoft.com/office/word/2015/wordml/symex" mc:Ignorable="w14 w15 w16se w16cid w16 w16cex w16sdtdh w16sdtfl w16du wp14">
   <w:docDefaults>
     <w:rPrDefault>
       <w:rPr>
